--- a/Coding 1 - year/Unit 5 - Functions and Modularity/Daily Lesson Plans/Word/Day 111.docx
+++ b/Coding 1 - year/Unit 5 - Functions and Modularity/Daily Lesson Plans/Word/Day 111.docx
@@ -50,12 +50,15 @@
               </w:rPr>
               <w:t xml:space="preserve">Coding I — Full Year</w:t>
             </w:r>
-          </w:p>
-          <w:p>
-            <w:pPr>
-              <w:spacing w:before="40"/>
-              <w:jc w:val="center"/>
-            </w:pPr>
+            <w:r>
+              <w:rPr>
+                <w:rFonts w:ascii="Arial" w:cs="Arial" w:eastAsia="Arial" w:hAnsi="Arial"/>
+                <w:sz w:val="16"/>
+                <w:szCs w:val="16"/>
+              </w:rPr>
+              <w:br/>
+              <w:t xml:space="preserve"/>
+            </w:r>
             <w:r>
               <w:rPr>
                 <w:rFonts w:ascii="Arial" w:cs="Arial" w:eastAsia="Arial" w:hAnsi="Arial"/>
@@ -83,7 +86,7 @@
           <w:rFonts w:ascii="Arial" w:cs="Arial" w:eastAsia="Arial" w:hAnsi="Arial"/>
           <w:b/>
           <w:bCs/>
-          <w:color w:val="1F3864"/>
+          <w:color w:val="2B5797"/>
           <w:sz w:val="32"/>
           <w:szCs w:val="32"/>
         </w:rPr>
@@ -261,9 +264,9 @@
               <w:right w:val="single" w:color="CCCCCC" w:sz="1"/>
             </w:tcBorders>
             <w:tcMar>
-              <w:top w:type="dxa" w:w="60"/>
+              <w:top w:type="dxa" w:w="80"/>
               <w:left w:type="dxa" w:w="120"/>
-              <w:bottom w:type="dxa" w:w="60"/>
+              <w:bottom w:type="dxa" w:w="80"/>
               <w:right w:type="dxa" w:w="120"/>
             </w:tcMar>
           </w:tcPr>
@@ -290,20 +293,213 @@
               <w:right w:val="single" w:color="CCCCCC" w:sz="1"/>
             </w:tcBorders>
             <w:tcMar>
-              <w:top w:type="dxa" w:w="60"/>
+              <w:top w:type="dxa" w:w="80"/>
               <w:left w:type="dxa" w:w="120"/>
-              <w:bottom w:type="dxa" w:w="60"/>
+              <w:bottom w:type="dxa" w:w="80"/>
               <w:right w:type="dxa" w:w="120"/>
             </w:tcMar>
           </w:tcPr>
           <w:p>
-            <w:r>
-              <w:rPr>
-                <w:rFonts w:ascii="Arial" w:cs="Arial" w:eastAsia="Arial" w:hAnsi="Arial"/>
-                <w:sz w:val="20"/>
-                <w:szCs w:val="20"/>
+            <w:pPr>
+              <w:spacing w:after="80" w:before="80"/>
+            </w:pPr>
+            <w:r>
+              <w:rPr>
+                <w:rFonts w:ascii="Arial" w:cs="Arial" w:eastAsia="Arial" w:hAnsi="Arial"/>
+                <w:b/>
+                <w:bCs/>
+                <w:i w:val="false"/>
+                <w:iCs w:val="false"/>
+                <w:color w:val="000000"/>
+                <w:sz w:val="22"/>
+                <w:szCs w:val="22"/>
               </w:rPr>
               <w:t xml:space="preserve">Bell Ringer / Review</w:t>
+            </w:r>
+            <w:r>
+              <w:rPr>
+                <w:rFonts w:ascii="Arial" w:cs="Arial" w:eastAsia="Arial" w:hAnsi="Arial"/>
+                <w:sz w:val="20"/>
+                <w:szCs w:val="20"/>
+              </w:rPr>
+              <w:br/>
+              <w:t xml:space="preserve"/>
+            </w:r>
+            <w:r>
+              <w:rPr>
+                <w:rFonts w:ascii="Arial" w:cs="Arial" w:eastAsia="Arial" w:hAnsi="Arial"/>
+                <w:sz w:val="20"/>
+                <w:szCs w:val="20"/>
+              </w:rPr>
+              <w:br/>
+              <w:t xml:space="preserve"/>
+            </w:r>
+            <w:r>
+              <w:rPr>
+                <w:rFonts w:ascii="Arial" w:cs="Arial" w:eastAsia="Arial" w:hAnsi="Arial"/>
+                <w:b/>
+                <w:bCs/>
+                <w:i w:val="false"/>
+                <w:iCs w:val="false"/>
+                <w:color w:val="000000"/>
+                <w:sz w:val="20"/>
+                <w:szCs w:val="20"/>
+              </w:rPr>
+              <w:t xml:space="preserve">Quick Write </w:t>
+            </w:r>
+            <w:r>
+              <w:rPr>
+                <w:rFonts w:ascii="Arial" w:cs="Arial" w:eastAsia="Arial" w:hAnsi="Arial"/>
+                <w:b w:val="false"/>
+                <w:bCs w:val="false"/>
+                <w:i w:val="false"/>
+                <w:iCs w:val="false"/>
+                <w:color w:val="000000"/>
+                <w:sz w:val="20"/>
+                <w:szCs w:val="20"/>
+              </w:rPr>
+              <w:t xml:space="preserve">(3 min — written or verbal):</w:t>
+            </w:r>
+            <w:r>
+              <w:rPr>
+                <w:rFonts w:ascii="Arial" w:cs="Arial" w:eastAsia="Arial" w:hAnsi="Arial"/>
+                <w:sz w:val="20"/>
+                <w:szCs w:val="20"/>
+              </w:rPr>
+              <w:br/>
+              <w:t xml:space="preserve"/>
+            </w:r>
+            <w:r>
+              <w:rPr>
+                <w:rFonts w:ascii="Arial" w:cs="Arial" w:eastAsia="Arial" w:hAnsi="Arial"/>
+                <w:b w:val="false"/>
+                <w:bCs w:val="false"/>
+                <w:i w:val="false"/>
+                <w:iCs w:val="false"/>
+                <w:color w:val="000000"/>
+                <w:sz w:val="20"/>
+                <w:szCs w:val="20"/>
+              </w:rPr>
+              <w:t xml:space="preserve">    What do you already know about how to use top-down design to break large problems into smaller functions and solve them systematically?</w:t>
+            </w:r>
+            <w:r>
+              <w:rPr>
+                <w:rFonts w:ascii="Arial" w:cs="Arial" w:eastAsia="Arial" w:hAnsi="Arial"/>
+                <w:sz w:val="20"/>
+                <w:szCs w:val="20"/>
+              </w:rPr>
+              <w:br/>
+              <w:t xml:space="preserve"/>
+            </w:r>
+            <w:r>
+              <w:rPr>
+                <w:rFonts w:ascii="Arial" w:cs="Arial" w:eastAsia="Arial" w:hAnsi="Arial"/>
+                <w:sz w:val="20"/>
+                <w:szCs w:val="20"/>
+              </w:rPr>
+              <w:br/>
+              <w:t xml:space="preserve"/>
+            </w:r>
+            <w:r>
+              <w:rPr>
+                <w:rFonts w:ascii="Arial" w:cs="Arial" w:eastAsia="Arial" w:hAnsi="Arial"/>
+                <w:b/>
+                <w:bCs/>
+                <w:i w:val="false"/>
+                <w:iCs w:val="false"/>
+                <w:color w:val="000000"/>
+                <w:sz w:val="20"/>
+                <w:szCs w:val="20"/>
+              </w:rPr>
+              <w:t xml:space="preserve">Vocabulary Preview — </w:t>
+            </w:r>
+            <w:r>
+              <w:rPr>
+                <w:rFonts w:ascii="Arial" w:cs="Arial" w:eastAsia="Arial" w:hAnsi="Arial"/>
+                <w:b w:val="false"/>
+                <w:bCs w:val="false"/>
+                <w:i w:val="false"/>
+                <w:iCs w:val="false"/>
+                <w:color w:val="000000"/>
+                <w:sz w:val="20"/>
+                <w:szCs w:val="20"/>
+              </w:rPr>
+              <w:t xml:space="preserve">terms we'll use today:</w:t>
+            </w:r>
+            <w:r>
+              <w:rPr>
+                <w:rFonts w:ascii="Arial" w:cs="Arial" w:eastAsia="Arial" w:hAnsi="Arial"/>
+                <w:sz w:val="20"/>
+                <w:szCs w:val="20"/>
+              </w:rPr>
+              <w:br/>
+              <w:t xml:space="preserve"/>
+            </w:r>
+            <w:r>
+              <w:rPr>
+                <w:rFonts w:ascii="Arial" w:cs="Arial" w:eastAsia="Arial" w:hAnsi="Arial"/>
+                <w:b w:val="false"/>
+                <w:bCs w:val="false"/>
+                <w:i w:val="false"/>
+                <w:iCs w:val="false"/>
+                <w:color w:val="000000"/>
+                <w:sz w:val="20"/>
+                <w:szCs w:val="20"/>
+              </w:rPr>
+              <w:t xml:space="preserve">    • Top-down design   •   decomposition   •   Understand the problem   •   Identify major tasks   •   Break into functions   •   Design function interactions</w:t>
+            </w:r>
+            <w:r>
+              <w:rPr>
+                <w:rFonts w:ascii="Arial" w:cs="Arial" w:eastAsia="Arial" w:hAnsi="Arial"/>
+                <w:sz w:val="20"/>
+                <w:szCs w:val="20"/>
+              </w:rPr>
+              <w:br/>
+              <w:t xml:space="preserve"/>
+            </w:r>
+            <w:r>
+              <w:rPr>
+                <w:rFonts w:ascii="Arial" w:cs="Arial" w:eastAsia="Arial" w:hAnsi="Arial"/>
+                <w:sz w:val="20"/>
+                <w:szCs w:val="20"/>
+              </w:rPr>
+              <w:br/>
+              <w:t xml:space="preserve"/>
+            </w:r>
+            <w:r>
+              <w:rPr>
+                <w:rFonts w:ascii="Arial" w:cs="Arial" w:eastAsia="Arial" w:hAnsi="Arial"/>
+                <w:b w:val="false"/>
+                <w:bCs w:val="false"/>
+                <w:i/>
+                <w:iCs/>
+                <w:color w:val="444444"/>
+                <w:sz w:val="20"/>
+                <w:szCs w:val="20"/>
+              </w:rPr>
+              <w:t xml:space="preserve">Today's Goal: By the end of class you will be able to use top-down design to break large problems into smaller functions and solve them systematically.</w:t>
+            </w:r>
+            <w:r>
+              <w:rPr>
+                <w:rFonts w:ascii="Arial" w:cs="Arial" w:eastAsia="Arial" w:hAnsi="Arial"/>
+                <w:sz w:val="20"/>
+                <w:szCs w:val="20"/>
+              </w:rPr>
+              <w:br/>
+              <w:t xml:space="preserve"/>
+            </w:r>
+            <w:r>
+              <w:rPr>
+                <w:rFonts w:ascii="Arial" w:cs="Arial" w:eastAsia="Arial" w:hAnsi="Arial"/>
+                <w:b w:val="false"/>
+                <w:bCs w:val="false"/>
+                <w:i/>
+                <w:iCs/>
+                <w:color w:val="555555"/>
+                <w:sz w:val="20"/>
+                <w:szCs w:val="20"/>
+              </w:rPr>
+              <w:t xml:space="preserve">→ Pair-share your response, then 2–3 students share with the class.</w:t>
             </w:r>
           </w:p>
         </w:tc>
@@ -319,9 +515,9 @@
               <w:right w:val="single" w:color="CCCCCC" w:sz="1"/>
             </w:tcBorders>
             <w:tcMar>
-              <w:top w:type="dxa" w:w="60"/>
+              <w:top w:type="dxa" w:w="80"/>
               <w:left w:type="dxa" w:w="120"/>
-              <w:bottom w:type="dxa" w:w="60"/>
+              <w:bottom w:type="dxa" w:w="80"/>
               <w:right w:type="dxa" w:w="120"/>
             </w:tcMar>
           </w:tcPr>
@@ -348,20 +544,380 @@
               <w:right w:val="single" w:color="CCCCCC" w:sz="1"/>
             </w:tcBorders>
             <w:tcMar>
-              <w:top w:type="dxa" w:w="60"/>
+              <w:top w:type="dxa" w:w="80"/>
               <w:left w:type="dxa" w:w="120"/>
-              <w:bottom w:type="dxa" w:w="60"/>
+              <w:bottom w:type="dxa" w:w="80"/>
               <w:right w:type="dxa" w:w="120"/>
             </w:tcMar>
           </w:tcPr>
           <w:p>
-            <w:r>
-              <w:rPr>
-                <w:rFonts w:ascii="Arial" w:cs="Arial" w:eastAsia="Arial" w:hAnsi="Arial"/>
-                <w:sz w:val="20"/>
-                <w:szCs w:val="20"/>
-              </w:rPr>
-              <w:t xml:space="preserve">Mini Lesson: Top-Down Design</w:t>
+            <w:pPr>
+              <w:spacing w:after="80" w:before="80"/>
+            </w:pPr>
+            <w:r>
+              <w:rPr>
+                <w:rFonts w:ascii="Arial" w:cs="Arial" w:eastAsia="Arial" w:hAnsi="Arial"/>
+                <w:b/>
+                <w:bCs/>
+                <w:i w:val="false"/>
+                <w:iCs w:val="false"/>
+                <w:color w:val="000000"/>
+                <w:sz w:val="22"/>
+                <w:szCs w:val="22"/>
+              </w:rPr>
+              <w:t xml:space="preserve">Mini Lesson: </w:t>
+            </w:r>
+            <w:r>
+              <w:rPr>
+                <w:rFonts w:ascii="Arial" w:cs="Arial" w:eastAsia="Arial" w:hAnsi="Arial"/>
+                <w:b w:val="false"/>
+                <w:bCs w:val="false"/>
+                <w:i w:val="false"/>
+                <w:iCs w:val="false"/>
+                <w:color w:val="000000"/>
+                <w:sz w:val="22"/>
+                <w:szCs w:val="22"/>
+              </w:rPr>
+              <w:t xml:space="preserve">Top-Down Design</w:t>
+            </w:r>
+            <w:r>
+              <w:rPr>
+                <w:rFonts w:ascii="Arial" w:cs="Arial" w:eastAsia="Arial" w:hAnsi="Arial"/>
+                <w:sz w:val="20"/>
+                <w:szCs w:val="20"/>
+              </w:rPr>
+              <w:br/>
+              <w:t xml:space="preserve"/>
+            </w:r>
+            <w:r>
+              <w:rPr>
+                <w:rFonts w:ascii="Arial" w:cs="Arial" w:eastAsia="Arial" w:hAnsi="Arial"/>
+                <w:sz w:val="20"/>
+                <w:szCs w:val="20"/>
+              </w:rPr>
+              <w:br/>
+              <w:t xml:space="preserve"/>
+            </w:r>
+            <w:r>
+              <w:rPr>
+                <w:rFonts w:ascii="Arial" w:cs="Arial" w:eastAsia="Arial" w:hAnsi="Arial"/>
+                <w:b/>
+                <w:bCs/>
+                <w:i/>
+                <w:iCs/>
+                <w:color w:val="000000"/>
+                <w:sz w:val="20"/>
+                <w:szCs w:val="20"/>
+              </w:rPr>
+              <w:t xml:space="preserve">Learning Target: </w:t>
+            </w:r>
+            <w:r>
+              <w:rPr>
+                <w:rFonts w:ascii="Arial" w:cs="Arial" w:eastAsia="Arial" w:hAnsi="Arial"/>
+                <w:b w:val="false"/>
+                <w:bCs w:val="false"/>
+                <w:i/>
+                <w:iCs/>
+                <w:color w:val="333333"/>
+                <w:sz w:val="20"/>
+                <w:szCs w:val="20"/>
+              </w:rPr>
+              <w:t xml:space="preserve">I can use top-down design to break large problems into smaller functions and solve them systematically.</w:t>
+            </w:r>
+            <w:r>
+              <w:rPr>
+                <w:rFonts w:ascii="Arial" w:cs="Arial" w:eastAsia="Arial" w:hAnsi="Arial"/>
+                <w:sz w:val="20"/>
+                <w:szCs w:val="20"/>
+              </w:rPr>
+              <w:br/>
+              <w:t xml:space="preserve"/>
+            </w:r>
+            <w:r>
+              <w:rPr>
+                <w:rFonts w:ascii="Arial" w:cs="Arial" w:eastAsia="Arial" w:hAnsi="Arial"/>
+                <w:sz w:val="20"/>
+                <w:szCs w:val="20"/>
+              </w:rPr>
+              <w:br/>
+              <w:t xml:space="preserve"/>
+            </w:r>
+            <w:r>
+              <w:rPr>
+                <w:rFonts w:ascii="Arial" w:cs="Arial" w:eastAsia="Arial" w:hAnsi="Arial"/>
+                <w:b w:val="false"/>
+                <w:bCs w:val="false"/>
+                <w:i w:val="false"/>
+                <w:iCs w:val="false"/>
+                <w:color w:val="000000"/>
+                <w:sz w:val="20"/>
+                <w:szCs w:val="20"/>
+              </w:rPr>
+              <w:t xml:space="preserve">Top-down design (also called decomposition) is a problem-solving strategy: Start with the big picture, then break it into smaller pieces that are easier to understand and solve.</w:t>
+            </w:r>
+            <w:r>
+              <w:rPr>
+                <w:rFonts w:ascii="Arial" w:cs="Arial" w:eastAsia="Arial" w:hAnsi="Arial"/>
+                <w:sz w:val="20"/>
+                <w:szCs w:val="20"/>
+              </w:rPr>
+              <w:br/>
+              <w:t xml:space="preserve"/>
+            </w:r>
+            <w:r>
+              <w:rPr>
+                <w:rFonts w:ascii="Arial" w:cs="Arial" w:eastAsia="Arial" w:hAnsi="Arial"/>
+                <w:b w:val="false"/>
+                <w:bCs w:val="false"/>
+                <w:i w:val="false"/>
+                <w:iCs w:val="false"/>
+                <w:color w:val="000000"/>
+                <w:sz w:val="20"/>
+                <w:szCs w:val="20"/>
+              </w:rPr>
+              <w:t xml:space="preserve">1. Understand the problem — What is the program supposed to do?</w:t>
+            </w:r>
+            <w:r>
+              <w:rPr>
+                <w:rFonts w:ascii="Arial" w:cs="Arial" w:eastAsia="Arial" w:hAnsi="Arial"/>
+                <w:sz w:val="20"/>
+                <w:szCs w:val="20"/>
+              </w:rPr>
+              <w:br/>
+              <w:t xml:space="preserve"/>
+            </w:r>
+            <w:r>
+              <w:rPr>
+                <w:rFonts w:ascii="Arial" w:cs="Arial" w:eastAsia="Arial" w:hAnsi="Arial"/>
+                <w:sz w:val="20"/>
+                <w:szCs w:val="20"/>
+              </w:rPr>
+              <w:br/>
+              <w:t xml:space="preserve"/>
+            </w:r>
+            <w:r>
+              <w:rPr>
+                <w:rFonts w:ascii="Arial" w:cs="Arial" w:eastAsia="Arial" w:hAnsi="Arial"/>
+                <w:b/>
+                <w:bCs/>
+                <w:i w:val="false"/>
+                <w:iCs w:val="false"/>
+                <w:color w:val="000000"/>
+                <w:sz w:val="20"/>
+                <w:szCs w:val="20"/>
+              </w:rPr>
+              <w:t xml:space="preserve">Key Concepts:</w:t>
+            </w:r>
+            <w:r>
+              <w:rPr>
+                <w:rFonts w:ascii="Arial" w:cs="Arial" w:eastAsia="Arial" w:hAnsi="Arial"/>
+                <w:sz w:val="20"/>
+                <w:szCs w:val="20"/>
+              </w:rPr>
+              <w:br/>
+              <w:t xml:space="preserve"/>
+            </w:r>
+            <w:r>
+              <w:rPr>
+                <w:rFonts w:ascii="Arial" w:cs="Arial" w:eastAsia="Arial" w:hAnsi="Arial"/>
+                <w:b w:val="false"/>
+                <w:bCs w:val="false"/>
+                <w:i w:val="false"/>
+                <w:iCs w:val="false"/>
+                <w:color w:val="000000"/>
+                <w:sz w:val="20"/>
+                <w:szCs w:val="20"/>
+              </w:rPr>
+              <w:t xml:space="preserve">    • Big task: "Run a quiz"</w:t>
+            </w:r>
+            <w:r>
+              <w:rPr>
+                <w:rFonts w:ascii="Arial" w:cs="Arial" w:eastAsia="Arial" w:hAnsi="Arial"/>
+                <w:sz w:val="20"/>
+                <w:szCs w:val="20"/>
+              </w:rPr>
+              <w:br/>
+              <w:t xml:space="preserve"/>
+            </w:r>
+            <w:r>
+              <w:rPr>
+                <w:rFonts w:ascii="Arial" w:cs="Arial" w:eastAsia="Arial" w:hAnsi="Arial"/>
+                <w:b w:val="false"/>
+                <w:bCs w:val="false"/>
+                <w:i w:val="false"/>
+                <w:iCs w:val="false"/>
+                <w:color w:val="000000"/>
+                <w:sz w:val="20"/>
+                <w:szCs w:val="20"/>
+              </w:rPr>
+              <w:t xml:space="preserve">    • Break down: "Load questions", "Ask each question", "Score the quiz", "Show results"</w:t>
+            </w:r>
+            <w:r>
+              <w:rPr>
+                <w:rFonts w:ascii="Arial" w:cs="Arial" w:eastAsia="Arial" w:hAnsi="Arial"/>
+                <w:sz w:val="20"/>
+                <w:szCs w:val="20"/>
+              </w:rPr>
+              <w:br/>
+              <w:t xml:space="preserve"/>
+            </w:r>
+            <w:r>
+              <w:rPr>
+                <w:rFonts w:ascii="Arial" w:cs="Arial" w:eastAsia="Arial" w:hAnsi="Arial"/>
+                <w:b w:val="false"/>
+                <w:bCs w:val="false"/>
+                <w:i w:val="false"/>
+                <w:iCs w:val="false"/>
+                <w:color w:val="000000"/>
+                <w:sz w:val="20"/>
+                <w:szCs w:val="20"/>
+              </w:rPr>
+              <w:t xml:space="preserve">    • Each becomes a function</w:t>
+            </w:r>
+            <w:r>
+              <w:rPr>
+                <w:rFonts w:ascii="Arial" w:cs="Arial" w:eastAsia="Arial" w:hAnsi="Arial"/>
+                <w:sz w:val="20"/>
+                <w:szCs w:val="20"/>
+              </w:rPr>
+              <w:br/>
+              <w:t xml:space="preserve"/>
+            </w:r>
+            <w:r>
+              <w:rPr>
+                <w:rFonts w:ascii="Arial" w:cs="Arial" w:eastAsia="Arial" w:hAnsi="Arial"/>
+                <w:b w:val="false"/>
+                <w:bCs w:val="false"/>
+                <w:i w:val="false"/>
+                <w:iCs w:val="false"/>
+                <w:color w:val="000000"/>
+                <w:sz w:val="20"/>
+                <w:szCs w:val="20"/>
+              </w:rPr>
+              <w:t xml:space="preserve">    • Main function calls them in order</w:t>
+            </w:r>
+            <w:r>
+              <w:rPr>
+                <w:rFonts w:ascii="Arial" w:cs="Arial" w:eastAsia="Arial" w:hAnsi="Arial"/>
+                <w:sz w:val="20"/>
+                <w:szCs w:val="20"/>
+              </w:rPr>
+              <w:br/>
+              <w:t xml:space="preserve"/>
+            </w:r>
+            <w:r>
+              <w:rPr>
+                <w:rFonts w:ascii="Arial" w:cs="Arial" w:eastAsia="Arial" w:hAnsi="Arial"/>
+                <w:sz w:val="20"/>
+                <w:szCs w:val="20"/>
+              </w:rPr>
+              <w:br/>
+              <w:t xml:space="preserve"/>
+            </w:r>
+            <w:r>
+              <w:rPr>
+                <w:rFonts w:ascii="Arial" w:cs="Arial" w:eastAsia="Arial" w:hAnsi="Arial"/>
+                <w:b/>
+                <w:bCs/>
+                <w:i w:val="false"/>
+                <w:iCs w:val="false"/>
+                <w:color w:val="000000"/>
+                <w:sz w:val="20"/>
+                <w:szCs w:val="20"/>
+              </w:rPr>
+              <w:t xml:space="preserve">Vocabulary: </w:t>
+            </w:r>
+            <w:r>
+              <w:rPr>
+                <w:rFonts w:ascii="Arial" w:cs="Arial" w:eastAsia="Arial" w:hAnsi="Arial"/>
+                <w:b w:val="false"/>
+                <w:bCs w:val="false"/>
+                <w:i w:val="false"/>
+                <w:iCs w:val="false"/>
+                <w:color w:val="000000"/>
+                <w:sz w:val="20"/>
+                <w:szCs w:val="20"/>
+              </w:rPr>
+              <w:t xml:space="preserve">Top-down design, decomposition, Understand the problem, Identify major tasks, Break into functions, Design function interactions</w:t>
+            </w:r>
+            <w:r>
+              <w:rPr>
+                <w:rFonts w:ascii="Arial" w:cs="Arial" w:eastAsia="Arial" w:hAnsi="Arial"/>
+                <w:sz w:val="20"/>
+                <w:szCs w:val="20"/>
+              </w:rPr>
+              <w:br/>
+              <w:t xml:space="preserve"/>
+            </w:r>
+            <w:r>
+              <w:rPr>
+                <w:rFonts w:ascii="Arial" w:cs="Arial" w:eastAsia="Arial" w:hAnsi="Arial"/>
+                <w:sz w:val="20"/>
+                <w:szCs w:val="20"/>
+              </w:rPr>
+              <w:br/>
+              <w:t xml:space="preserve"/>
+            </w:r>
+            <w:r>
+              <w:rPr>
+                <w:rFonts w:ascii="Arial" w:cs="Arial" w:eastAsia="Arial" w:hAnsi="Arial"/>
+                <w:b/>
+                <w:bCs/>
+                <w:i/>
+                <w:iCs/>
+                <w:color w:val="555555"/>
+                <w:sz w:val="20"/>
+                <w:szCs w:val="20"/>
+              </w:rPr>
+              <w:t xml:space="preserve">→ Live Demo — </w:t>
+            </w:r>
+            <w:r>
+              <w:rPr>
+                <w:rFonts w:ascii="Arial" w:cs="Arial" w:eastAsia="Arial" w:hAnsi="Arial"/>
+                <w:b w:val="false"/>
+                <w:bCs w:val="false"/>
+                <w:i/>
+                <w:iCs/>
+                <w:color w:val="555555"/>
+                <w:sz w:val="20"/>
+                <w:szCs w:val="20"/>
+              </w:rPr>
+              <w:t xml:space="preserve">type examples as students follow along in their own editor.</w:t>
+            </w:r>
+            <w:r>
+              <w:rPr>
+                <w:rFonts w:ascii="Arial" w:cs="Arial" w:eastAsia="Arial" w:hAnsi="Arial"/>
+                <w:sz w:val="20"/>
+                <w:szCs w:val="20"/>
+              </w:rPr>
+              <w:br/>
+              <w:t xml:space="preserve"/>
+            </w:r>
+            <w:r>
+              <w:rPr>
+                <w:rFonts w:ascii="Arial" w:cs="Arial" w:eastAsia="Arial" w:hAnsi="Arial"/>
+                <w:b/>
+                <w:bCs/>
+                <w:i/>
+                <w:iCs/>
+                <w:color w:val="555555"/>
+                <w:sz w:val="20"/>
+                <w:szCs w:val="20"/>
+              </w:rPr>
+              <w:t xml:space="preserve">→ Check for Understanding: </w:t>
+            </w:r>
+            <w:r>
+              <w:rPr>
+                <w:rFonts w:ascii="Arial" w:cs="Arial" w:eastAsia="Arial" w:hAnsi="Arial"/>
+                <w:b w:val="false"/>
+                <w:bCs w:val="false"/>
+                <w:i/>
+                <w:iCs/>
+                <w:color w:val="555555"/>
+                <w:sz w:val="20"/>
+                <w:szCs w:val="20"/>
+              </w:rPr>
+              <w:t xml:space="preserve">pause and cold-call: “Can someone explain what we just did in their own words?”</w:t>
             </w:r>
           </w:p>
         </w:tc>
@@ -377,9 +933,9 @@
               <w:right w:val="single" w:color="CCCCCC" w:sz="1"/>
             </w:tcBorders>
             <w:tcMar>
-              <w:top w:type="dxa" w:w="60"/>
+              <w:top w:type="dxa" w:w="80"/>
               <w:left w:type="dxa" w:w="120"/>
-              <w:bottom w:type="dxa" w:w="60"/>
+              <w:bottom w:type="dxa" w:w="80"/>
               <w:right w:type="dxa" w:w="120"/>
             </w:tcMar>
           </w:tcPr>
@@ -406,20 +962,90 @@
               <w:right w:val="single" w:color="CCCCCC" w:sz="1"/>
             </w:tcBorders>
             <w:tcMar>
-              <w:top w:type="dxa" w:w="60"/>
+              <w:top w:type="dxa" w:w="80"/>
               <w:left w:type="dxa" w:w="120"/>
-              <w:bottom w:type="dxa" w:w="60"/>
+              <w:bottom w:type="dxa" w:w="80"/>
               <w:right w:type="dxa" w:w="120"/>
             </w:tcMar>
           </w:tcPr>
           <w:p>
-            <w:r>
-              <w:rPr>
-                <w:rFonts w:ascii="Arial" w:cs="Arial" w:eastAsia="Arial" w:hAnsi="Arial"/>
-                <w:sz w:val="20"/>
-                <w:szCs w:val="20"/>
+            <w:pPr>
+              <w:spacing w:after="80" w:before="80"/>
+            </w:pPr>
+            <w:r>
+              <w:rPr>
+                <w:rFonts w:ascii="Arial" w:cs="Arial" w:eastAsia="Arial" w:hAnsi="Arial"/>
+                <w:b/>
+                <w:bCs/>
+                <w:i w:val="false"/>
+                <w:iCs w:val="false"/>
+                <w:color w:val="000000"/>
+                <w:sz w:val="22"/>
+                <w:szCs w:val="22"/>
               </w:rPr>
               <w:t xml:space="preserve">Guided Practice</w:t>
+            </w:r>
+            <w:r>
+              <w:rPr>
+                <w:rFonts w:ascii="Arial" w:cs="Arial" w:eastAsia="Arial" w:hAnsi="Arial"/>
+                <w:sz w:val="20"/>
+                <w:szCs w:val="20"/>
+              </w:rPr>
+              <w:br/>
+              <w:t xml:space="preserve"/>
+            </w:r>
+            <w:r>
+              <w:rPr>
+                <w:rFonts w:ascii="Arial" w:cs="Arial" w:eastAsia="Arial" w:hAnsi="Arial"/>
+                <w:sz w:val="20"/>
+                <w:szCs w:val="20"/>
+              </w:rPr>
+              <w:br/>
+              <w:t xml:space="preserve"/>
+            </w:r>
+            <w:r>
+              <w:rPr>
+                <w:rFonts w:ascii="Arial" w:cs="Arial" w:eastAsia="Arial" w:hAnsi="Arial"/>
+                <w:b w:val="false"/>
+                <w:bCs w:val="false"/>
+                <w:i w:val="false"/>
+                <w:iCs w:val="false"/>
+                <w:color w:val="000000"/>
+                <w:sz w:val="20"/>
+                <w:szCs w:val="20"/>
+              </w:rPr>
+              <w:t xml:space="preserve">1. Design (don't implement yet) a program that calculates the total cost of a purchase with tax, discount, and shipping. Break it into 5-6 functions and sketch out what each does.</w:t>
+            </w:r>
+            <w:r>
+              <w:rPr>
+                <w:rFonts w:ascii="Arial" w:cs="Arial" w:eastAsia="Arial" w:hAnsi="Arial"/>
+                <w:sz w:val="20"/>
+                <w:szCs w:val="20"/>
+              </w:rPr>
+              <w:br/>
+              <w:t xml:space="preserve"/>
+            </w:r>
+            <w:r>
+              <w:rPr>
+                <w:rFonts w:ascii="Arial" w:cs="Arial" w:eastAsia="Arial" w:hAnsi="Arial"/>
+                <w:sz w:val="20"/>
+                <w:szCs w:val="20"/>
+              </w:rPr>
+              <w:br/>
+              <w:t xml:space="preserve"/>
+            </w:r>
+            <w:r>
+              <w:rPr>
+                <w:rFonts w:ascii="Arial" w:cs="Arial" w:eastAsia="Arial" w:hAnsi="Arial"/>
+                <w:b w:val="false"/>
+                <w:bCs w:val="false"/>
+                <w:i/>
+                <w:iCs/>
+                <w:color w:val="555555"/>
+                <w:sz w:val="20"/>
+                <w:szCs w:val="20"/>
+              </w:rPr>
+              <w:t xml:space="preserve">→ Teacher models — students try alongside, then compare results.</w:t>
             </w:r>
           </w:p>
         </w:tc>
@@ -435,9 +1061,9 @@
               <w:right w:val="single" w:color="CCCCCC" w:sz="1"/>
             </w:tcBorders>
             <w:tcMar>
-              <w:top w:type="dxa" w:w="60"/>
+              <w:top w:type="dxa" w:w="80"/>
               <w:left w:type="dxa" w:w="120"/>
-              <w:bottom w:type="dxa" w:w="60"/>
+              <w:bottom w:type="dxa" w:w="80"/>
               <w:right w:type="dxa" w:w="120"/>
             </w:tcMar>
           </w:tcPr>
@@ -450,7 +1076,7 @@
                 <w:sz w:val="20"/>
                 <w:szCs w:val="20"/>
               </w:rPr>
-              <w:t xml:space="preserve">15-20 min</w:t>
+              <w:t xml:space="preserve">15–20 min</w:t>
             </w:r>
           </w:p>
         </w:tc>
@@ -464,20 +1090,164 @@
               <w:right w:val="single" w:color="CCCCCC" w:sz="1"/>
             </w:tcBorders>
             <w:tcMar>
-              <w:top w:type="dxa" w:w="60"/>
+              <w:top w:type="dxa" w:w="80"/>
               <w:left w:type="dxa" w:w="120"/>
-              <w:bottom w:type="dxa" w:w="60"/>
+              <w:bottom w:type="dxa" w:w="80"/>
               <w:right w:type="dxa" w:w="120"/>
             </w:tcMar>
           </w:tcPr>
           <w:p>
-            <w:r>
-              <w:rPr>
-                <w:rFonts w:ascii="Arial" w:cs="Arial" w:eastAsia="Arial" w:hAnsi="Arial"/>
-                <w:sz w:val="20"/>
-                <w:szCs w:val="20"/>
+            <w:pPr>
+              <w:spacing w:after="80" w:before="80"/>
+            </w:pPr>
+            <w:r>
+              <w:rPr>
+                <w:rFonts w:ascii="Arial" w:cs="Arial" w:eastAsia="Arial" w:hAnsi="Arial"/>
+                <w:b/>
+                <w:bCs/>
+                <w:i w:val="false"/>
+                <w:iCs w:val="false"/>
+                <w:color w:val="000000"/>
+                <w:sz w:val="22"/>
+                <w:szCs w:val="22"/>
               </w:rPr>
               <w:t xml:space="preserve">Independent Practice / Code Along</w:t>
+            </w:r>
+            <w:r>
+              <w:rPr>
+                <w:rFonts w:ascii="Arial" w:cs="Arial" w:eastAsia="Arial" w:hAnsi="Arial"/>
+                <w:sz w:val="20"/>
+                <w:szCs w:val="20"/>
+              </w:rPr>
+              <w:br/>
+              <w:t xml:space="preserve"/>
+            </w:r>
+            <w:r>
+              <w:rPr>
+                <w:rFonts w:ascii="Arial" w:cs="Arial" w:eastAsia="Arial" w:hAnsi="Arial"/>
+                <w:b/>
+                <w:bCs/>
+                <w:i w:val="false"/>
+                <w:iCs w:val="false"/>
+                <w:color w:val="000000"/>
+                <w:sz w:val="20"/>
+                <w:szCs w:val="20"/>
+              </w:rPr>
+              <w:t xml:space="preserve">    Beginner: </w:t>
+            </w:r>
+            <w:r>
+              <w:rPr>
+                <w:rFonts w:ascii="Arial" w:cs="Arial" w:eastAsia="Arial" w:hAnsi="Arial"/>
+                <w:b w:val="false"/>
+                <w:bCs w:val="false"/>
+                <w:i w:val="false"/>
+                <w:iCs w:val="false"/>
+                <w:color w:val="000000"/>
+                <w:sz w:val="20"/>
+                <w:szCs w:val="20"/>
+              </w:rPr>
+              <w:t xml:space="preserve">Design a program that converts between currencies. What functions would you need? List them with brief descriptions.</w:t>
+            </w:r>
+            <w:r>
+              <w:rPr>
+                <w:rFonts w:ascii="Arial" w:cs="Arial" w:eastAsia="Arial" w:hAnsi="Arial"/>
+                <w:sz w:val="20"/>
+                <w:szCs w:val="20"/>
+              </w:rPr>
+              <w:br/>
+              <w:t xml:space="preserve"/>
+            </w:r>
+            <w:r>
+              <w:rPr>
+                <w:rFonts w:ascii="Arial" w:cs="Arial" w:eastAsia="Arial" w:hAnsi="Arial"/>
+                <w:b/>
+                <w:bCs/>
+                <w:i w:val="false"/>
+                <w:iCs w:val="false"/>
+                <w:color w:val="000000"/>
+                <w:sz w:val="20"/>
+                <w:szCs w:val="20"/>
+              </w:rPr>
+              <w:t xml:space="preserve">    Intermediate: </w:t>
+            </w:r>
+            <w:r>
+              <w:rPr>
+                <w:rFonts w:ascii="Arial" w:cs="Arial" w:eastAsia="Arial" w:hAnsi="Arial"/>
+                <w:b w:val="false"/>
+                <w:bCs w:val="false"/>
+                <w:i w:val="false"/>
+                <w:iCs w:val="false"/>
+                <w:color w:val="000000"/>
+                <w:sz w:val="20"/>
+                <w:szCs w:val="20"/>
+              </w:rPr>
+              <w:t xml:space="preserve">Design a program that reads a student's grades and outputs a report with average, letter grade, and comment. Sketch the functions you'd writ…</w:t>
+            </w:r>
+            <w:r>
+              <w:rPr>
+                <w:rFonts w:ascii="Arial" w:cs="Arial" w:eastAsia="Arial" w:hAnsi="Arial"/>
+                <w:sz w:val="20"/>
+                <w:szCs w:val="20"/>
+              </w:rPr>
+              <w:br/>
+              <w:t xml:space="preserve"/>
+            </w:r>
+            <w:r>
+              <w:rPr>
+                <w:rFonts w:ascii="Arial" w:cs="Arial" w:eastAsia="Arial" w:hAnsi="Arial"/>
+                <w:b/>
+                <w:bCs/>
+                <w:i w:val="false"/>
+                <w:iCs w:val="false"/>
+                <w:color w:val="000000"/>
+                <w:sz w:val="20"/>
+                <w:szCs w:val="20"/>
+              </w:rPr>
+              <w:t xml:space="preserve">    Challenge: </w:t>
+            </w:r>
+            <w:r>
+              <w:rPr>
+                <w:rFonts w:ascii="Arial" w:cs="Arial" w:eastAsia="Arial" w:hAnsi="Arial"/>
+                <w:b w:val="false"/>
+                <w:bCs w:val="false"/>
+                <w:i w:val="false"/>
+                <w:iCs w:val="false"/>
+                <w:color w:val="000000"/>
+                <w:sz w:val="20"/>
+                <w:szCs w:val="20"/>
+              </w:rPr>
+              <w:t xml:space="preserve">Sketch the design for a simple text-based adventure game. What are the major tasks? What functions would you write? ---</w:t>
+            </w:r>
+            <w:r>
+              <w:rPr>
+                <w:rFonts w:ascii="Arial" w:cs="Arial" w:eastAsia="Arial" w:hAnsi="Arial"/>
+                <w:sz w:val="20"/>
+                <w:szCs w:val="20"/>
+              </w:rPr>
+              <w:br/>
+              <w:t xml:space="preserve"/>
+            </w:r>
+            <w:r>
+              <w:rPr>
+                <w:rFonts w:ascii="Arial" w:cs="Arial" w:eastAsia="Arial" w:hAnsi="Arial"/>
+                <w:sz w:val="20"/>
+                <w:szCs w:val="20"/>
+              </w:rPr>
+              <w:br/>
+              <w:t xml:space="preserve"/>
+            </w:r>
+            <w:r>
+              <w:rPr>
+                <w:rFonts w:ascii="Arial" w:cs="Arial" w:eastAsia="Arial" w:hAnsi="Arial"/>
+                <w:b w:val="false"/>
+                <w:bCs w:val="false"/>
+                <w:i/>
+                <w:iCs/>
+                <w:color w:val="555555"/>
+                <w:sz w:val="20"/>
+                <w:szCs w:val="20"/>
+              </w:rPr>
+              <w:t xml:space="preserve">→ Teacher circulates — offer hints, check for understanding.</w:t>
             </w:r>
           </w:p>
         </w:tc>
@@ -493,9 +1263,9 @@
               <w:right w:val="single" w:color="CCCCCC" w:sz="1"/>
             </w:tcBorders>
             <w:tcMar>
-              <w:top w:type="dxa" w:w="60"/>
+              <w:top w:type="dxa" w:w="80"/>
               <w:left w:type="dxa" w:w="120"/>
-              <w:bottom w:type="dxa" w:w="60"/>
+              <w:bottom w:type="dxa" w:w="80"/>
               <w:right w:type="dxa" w:w="120"/>
             </w:tcMar>
           </w:tcPr>
@@ -522,20 +1292,90 @@
               <w:right w:val="single" w:color="CCCCCC" w:sz="1"/>
             </w:tcBorders>
             <w:tcMar>
-              <w:top w:type="dxa" w:w="60"/>
+              <w:top w:type="dxa" w:w="80"/>
               <w:left w:type="dxa" w:w="120"/>
-              <w:bottom w:type="dxa" w:w="60"/>
+              <w:bottom w:type="dxa" w:w="80"/>
               <w:right w:type="dxa" w:w="120"/>
             </w:tcMar>
           </w:tcPr>
           <w:p>
-            <w:r>
-              <w:rPr>
-                <w:rFonts w:ascii="Arial" w:cs="Arial" w:eastAsia="Arial" w:hAnsi="Arial"/>
-                <w:sz w:val="20"/>
-                <w:szCs w:val="20"/>
+            <w:pPr>
+              <w:spacing w:after="80" w:before="80"/>
+            </w:pPr>
+            <w:r>
+              <w:rPr>
+                <w:rFonts w:ascii="Arial" w:cs="Arial" w:eastAsia="Arial" w:hAnsi="Arial"/>
+                <w:b/>
+                <w:bCs/>
+                <w:i w:val="false"/>
+                <w:iCs w:val="false"/>
+                <w:color w:val="000000"/>
+                <w:sz w:val="22"/>
+                <w:szCs w:val="22"/>
               </w:rPr>
               <w:t xml:space="preserve">Exit Ticket / Wrap-Up</w:t>
+            </w:r>
+            <w:r>
+              <w:rPr>
+                <w:rFonts w:ascii="Arial" w:cs="Arial" w:eastAsia="Arial" w:hAnsi="Arial"/>
+                <w:sz w:val="20"/>
+                <w:szCs w:val="20"/>
+              </w:rPr>
+              <w:br/>
+              <w:t xml:space="preserve"/>
+            </w:r>
+            <w:r>
+              <w:rPr>
+                <w:rFonts w:ascii="Arial" w:cs="Arial" w:eastAsia="Arial" w:hAnsi="Arial"/>
+                <w:sz w:val="20"/>
+                <w:szCs w:val="20"/>
+              </w:rPr>
+              <w:br/>
+              <w:t xml:space="preserve"/>
+            </w:r>
+            <w:r>
+              <w:rPr>
+                <w:rFonts w:ascii="Arial" w:cs="Arial" w:eastAsia="Arial" w:hAnsi="Arial"/>
+                <w:b w:val="false"/>
+                <w:bCs w:val="false"/>
+                <w:i w:val="false"/>
+                <w:iCs w:val="false"/>
+                <w:color w:val="000000"/>
+                <w:sz w:val="20"/>
+                <w:szCs w:val="20"/>
+              </w:rPr>
+              <w:t xml:space="preserve">Quick Check: Use top-down design to break large problems into smaller functions and solve them systematically?</w:t>
+            </w:r>
+            <w:r>
+              <w:rPr>
+                <w:rFonts w:ascii="Arial" w:cs="Arial" w:eastAsia="Arial" w:hAnsi="Arial"/>
+                <w:sz w:val="20"/>
+                <w:szCs w:val="20"/>
+              </w:rPr>
+              <w:br/>
+              <w:t xml:space="preserve"/>
+            </w:r>
+            <w:r>
+              <w:rPr>
+                <w:rFonts w:ascii="Arial" w:cs="Arial" w:eastAsia="Arial" w:hAnsi="Arial"/>
+                <w:sz w:val="20"/>
+                <w:szCs w:val="20"/>
+              </w:rPr>
+              <w:br/>
+              <w:t xml:space="preserve"/>
+            </w:r>
+            <w:r>
+              <w:rPr>
+                <w:rFonts w:ascii="Arial" w:cs="Arial" w:eastAsia="Arial" w:hAnsi="Arial"/>
+                <w:b w:val="false"/>
+                <w:bCs w:val="false"/>
+                <w:i/>
+                <w:iCs/>
+                <w:color w:val="555555"/>
+                <w:sz w:val="20"/>
+                <w:szCs w:val="20"/>
+              </w:rPr>
+              <w:t xml:space="preserve">→ 3–2–1: Name 3 things learned, 2 new vocab words, 1 question you still have.</w:t>
             </w:r>
           </w:p>
         </w:tc>
@@ -850,7 +1690,72 @@
                 <w:sz w:val="18"/>
                 <w:szCs w:val="18"/>
               </w:rPr>
-              <w:t xml:space="preserve"># Top-down design example: Quiz game</w:t>
+              <w:t xml:space="preserve">def load_questions():</w:t>
+            </w:r>
+          </w:p>
+          <w:p>
+            <w:pPr>
+              <w:spacing w:after="20"/>
+            </w:pPr>
+            <w:r>
+              <w:rPr>
+                <w:rFonts w:ascii="Courier New" w:cs="Courier New" w:eastAsia="Courier New" w:hAnsi="Courier New"/>
+                <w:sz w:val="18"/>
+                <w:szCs w:val="18"/>
+              </w:rPr>
+              <w:t xml:space="preserve">    """Load quiz questions from somewhere."""</w:t>
+            </w:r>
+          </w:p>
+          <w:p>
+            <w:pPr>
+              <w:spacing w:after="20"/>
+            </w:pPr>
+            <w:r>
+              <w:rPr>
+                <w:rFonts w:ascii="Courier New" w:cs="Courier New" w:eastAsia="Courier New" w:hAnsi="Courier New"/>
+                <w:sz w:val="18"/>
+                <w:szCs w:val="18"/>
+              </w:rPr>
+              <w:t xml:space="preserve">    return [</w:t>
+            </w:r>
+          </w:p>
+          <w:p>
+            <w:pPr>
+              <w:spacing w:after="20"/>
+            </w:pPr>
+            <w:r>
+              <w:rPr>
+                <w:rFonts w:ascii="Courier New" w:cs="Courier New" w:eastAsia="Courier New" w:hAnsi="Courier New"/>
+                <w:sz w:val="18"/>
+                <w:szCs w:val="18"/>
+              </w:rPr>
+              <w:t xml:space="preserve">        {"q": "What is 2+2?", "a": "4"},</w:t>
+            </w:r>
+          </w:p>
+          <w:p>
+            <w:pPr>
+              <w:spacing w:after="20"/>
+            </w:pPr>
+            <w:r>
+              <w:rPr>
+                <w:rFonts w:ascii="Courier New" w:cs="Courier New" w:eastAsia="Courier New" w:hAnsi="Courier New"/>
+                <w:sz w:val="18"/>
+                <w:szCs w:val="18"/>
+              </w:rPr>
+              <w:t xml:space="preserve">        {"q": "What is the capital of France?", "a": "Paris"},</w:t>
+            </w:r>
+          </w:p>
+          <w:p>
+            <w:pPr>
+              <w:spacing w:after="20"/>
+            </w:pPr>
+            <w:r>
+              <w:rPr>
+                <w:rFonts w:ascii="Courier New" w:cs="Courier New" w:eastAsia="Courier New" w:hAnsi="Courier New"/>
+                <w:sz w:val="18"/>
+                <w:szCs w:val="18"/>
+              </w:rPr>
+              <w:t xml:space="preserve">    ]</w:t>
             </w:r>
           </w:p>
           <w:p>
@@ -876,85 +1781,59 @@
                 <w:sz w:val="18"/>
                 <w:szCs w:val="18"/>
               </w:rPr>
-              <w:t xml:space="preserve"># Helper functions (low level)</w:t>
-            </w:r>
-          </w:p>
-          <w:p>
-            <w:pPr>
-              <w:spacing w:after="20"/>
-            </w:pPr>
-            <w:r>
-              <w:rPr>
-                <w:rFonts w:ascii="Courier New" w:cs="Courier New" w:eastAsia="Courier New" w:hAnsi="Courier New"/>
-                <w:sz w:val="18"/>
-                <w:szCs w:val="18"/>
-              </w:rPr>
-              <w:t xml:space="preserve">def load_questions():</w:t>
-            </w:r>
-          </w:p>
-          <w:p>
-            <w:pPr>
-              <w:spacing w:after="20"/>
-            </w:pPr>
-            <w:r>
-              <w:rPr>
-                <w:rFonts w:ascii="Courier New" w:cs="Courier New" w:eastAsia="Courier New" w:hAnsi="Courier New"/>
-                <w:sz w:val="18"/>
-                <w:szCs w:val="18"/>
-              </w:rPr>
-              <w:t xml:space="preserve">    """Load quiz questions from somewhere."""</w:t>
-            </w:r>
-          </w:p>
-          <w:p>
-            <w:pPr>
-              <w:spacing w:after="20"/>
-            </w:pPr>
-            <w:r>
-              <w:rPr>
-                <w:rFonts w:ascii="Courier New" w:cs="Courier New" w:eastAsia="Courier New" w:hAnsi="Courier New"/>
-                <w:sz w:val="18"/>
-                <w:szCs w:val="18"/>
-              </w:rPr>
-              <w:t xml:space="preserve">    return [</w:t>
-            </w:r>
-          </w:p>
-          <w:p>
-            <w:pPr>
-              <w:spacing w:after="20"/>
-            </w:pPr>
-            <w:r>
-              <w:rPr>
-                <w:rFonts w:ascii="Courier New" w:cs="Courier New" w:eastAsia="Courier New" w:hAnsi="Courier New"/>
-                <w:sz w:val="18"/>
-                <w:szCs w:val="18"/>
-              </w:rPr>
-              <w:t xml:space="preserve">        {"q": "What is 2+2?", "a": "4"},</w:t>
-            </w:r>
-          </w:p>
-          <w:p>
-            <w:pPr>
-              <w:spacing w:after="20"/>
-            </w:pPr>
-            <w:r>
-              <w:rPr>
-                <w:rFonts w:ascii="Courier New" w:cs="Courier New" w:eastAsia="Courier New" w:hAnsi="Courier New"/>
-                <w:sz w:val="18"/>
-                <w:szCs w:val="18"/>
-              </w:rPr>
-              <w:t xml:space="preserve">        {"q": "What is the capital of France?", "a": "Paris"},</w:t>
-            </w:r>
-          </w:p>
-          <w:p>
-            <w:pPr>
-              <w:spacing w:after="20"/>
-            </w:pPr>
-            <w:r>
-              <w:rPr>
-                <w:rFonts w:ascii="Courier New" w:cs="Courier New" w:eastAsia="Courier New" w:hAnsi="Courier New"/>
-                <w:sz w:val="18"/>
-                <w:szCs w:val="18"/>
-              </w:rPr>
-              <w:t xml:space="preserve">    ]</w:t>
+              <w:t xml:space="preserve">def ask_question(question_dict):</w:t>
+            </w:r>
+          </w:p>
+          <w:p>
+            <w:pPr>
+              <w:spacing w:after="20"/>
+            </w:pPr>
+            <w:r>
+              <w:rPr>
+                <w:rFonts w:ascii="Courier New" w:cs="Courier New" w:eastAsia="Courier New" w:hAnsi="Courier New"/>
+                <w:sz w:val="18"/>
+                <w:szCs w:val="18"/>
+              </w:rPr>
+              <w:t xml:space="preserve">    """Ask one question and return True if correct."""</w:t>
+            </w:r>
+          </w:p>
+          <w:p>
+            <w:pPr>
+              <w:spacing w:after="20"/>
+            </w:pPr>
+            <w:r>
+              <w:rPr>
+                <w:rFonts w:ascii="Courier New" w:cs="Courier New" w:eastAsia="Courier New" w:hAnsi="Courier New"/>
+                <w:sz w:val="18"/>
+                <w:szCs w:val="18"/>
+              </w:rPr>
+              <w:t xml:space="preserve">    print(f"Question: {question_dict['q']}")</w:t>
+            </w:r>
+          </w:p>
+          <w:p>
+            <w:pPr>
+              <w:spacing w:after="20"/>
+            </w:pPr>
+            <w:r>
+              <w:rPr>
+                <w:rFonts w:ascii="Courier New" w:cs="Courier New" w:eastAsia="Courier New" w:hAnsi="Courier New"/>
+                <w:sz w:val="18"/>
+                <w:szCs w:val="18"/>
+              </w:rPr>
+              <w:t xml:space="preserve">    answer = input("Your answer: ")</w:t>
+            </w:r>
+          </w:p>
+          <w:p>
+            <w:pPr>
+              <w:spacing w:after="20"/>
+            </w:pPr>
+            <w:r>
+              <w:rPr>
+                <w:rFonts w:ascii="Courier New" w:cs="Courier New" w:eastAsia="Courier New" w:hAnsi="Courier New"/>
+                <w:sz w:val="18"/>
+                <w:szCs w:val="18"/>
+              </w:rPr>
+              <w:t xml:space="preserve">    return answer.lower() == question_dict['a'].lower()</w:t>
             </w:r>
           </w:p>
           <w:p>
@@ -980,59 +1859,111 @@
                 <w:sz w:val="18"/>
                 <w:szCs w:val="18"/>
               </w:rPr>
-              <w:t xml:space="preserve">def ask_question(question_dict):</w:t>
-            </w:r>
-          </w:p>
-          <w:p>
-            <w:pPr>
-              <w:spacing w:after="20"/>
-            </w:pPr>
-            <w:r>
-              <w:rPr>
-                <w:rFonts w:ascii="Courier New" w:cs="Courier New" w:eastAsia="Courier New" w:hAnsi="Courier New"/>
-                <w:sz w:val="18"/>
-                <w:szCs w:val="18"/>
-              </w:rPr>
-              <w:t xml:space="preserve">    """Ask one question and return True if correct."""</w:t>
-            </w:r>
-          </w:p>
-          <w:p>
-            <w:pPr>
-              <w:spacing w:after="20"/>
-            </w:pPr>
-            <w:r>
-              <w:rPr>
-                <w:rFonts w:ascii="Courier New" w:cs="Courier New" w:eastAsia="Courier New" w:hAnsi="Courier New"/>
-                <w:sz w:val="18"/>
-                <w:szCs w:val="18"/>
-              </w:rPr>
-              <w:t xml:space="preserve">    print(f"Question: {question_dict['q']}")</w:t>
-            </w:r>
-          </w:p>
-          <w:p>
-            <w:pPr>
-              <w:spacing w:after="20"/>
-            </w:pPr>
-            <w:r>
-              <w:rPr>
-                <w:rFonts w:ascii="Courier New" w:cs="Courier New" w:eastAsia="Courier New" w:hAnsi="Courier New"/>
-                <w:sz w:val="18"/>
-                <w:szCs w:val="18"/>
-              </w:rPr>
-              <w:t xml:space="preserve">    answer = input("Your answer: ")</w:t>
-            </w:r>
-          </w:p>
-          <w:p>
-            <w:pPr>
-              <w:spacing w:after="20"/>
-            </w:pPr>
-            <w:r>
-              <w:rPr>
-                <w:rFonts w:ascii="Courier New" w:cs="Courier New" w:eastAsia="Courier New" w:hAnsi="Courier New"/>
-                <w:sz w:val="18"/>
-                <w:szCs w:val="18"/>
-              </w:rPr>
-              <w:t xml:space="preserve">    return answer.lower() == question_dict['a'].lower()</w:t>
+              <w:t xml:space="preserve">def score_quiz(score, total):</w:t>
+            </w:r>
+          </w:p>
+          <w:p>
+            <w:pPr>
+              <w:spacing w:after="20"/>
+            </w:pPr>
+            <w:r>
+              <w:rPr>
+                <w:rFonts w:ascii="Courier New" w:cs="Courier New" w:eastAsia="Courier New" w:hAnsi="Courier New"/>
+                <w:sz w:val="18"/>
+                <w:szCs w:val="18"/>
+              </w:rPr>
+              <w:t xml:space="preserve">    """Calculate percentage and return grade."""</w:t>
+            </w:r>
+          </w:p>
+          <w:p>
+            <w:pPr>
+              <w:spacing w:after="20"/>
+            </w:pPr>
+            <w:r>
+              <w:rPr>
+                <w:rFonts w:ascii="Courier New" w:cs="Courier New" w:eastAsia="Courier New" w:hAnsi="Courier New"/>
+                <w:sz w:val="18"/>
+                <w:szCs w:val="18"/>
+              </w:rPr>
+              <w:t xml:space="preserve">    percentage = (score / total) * 100</w:t>
+            </w:r>
+          </w:p>
+          <w:p>
+            <w:pPr>
+              <w:spacing w:after="20"/>
+            </w:pPr>
+            <w:r>
+              <w:rPr>
+                <w:rFonts w:ascii="Courier New" w:cs="Courier New" w:eastAsia="Courier New" w:hAnsi="Courier New"/>
+                <w:sz w:val="18"/>
+                <w:szCs w:val="18"/>
+              </w:rPr>
+              <w:t xml:space="preserve">    if percentage &gt;= 90:</w:t>
+            </w:r>
+          </w:p>
+          <w:p>
+            <w:pPr>
+              <w:spacing w:after="20"/>
+            </w:pPr>
+            <w:r>
+              <w:rPr>
+                <w:rFonts w:ascii="Courier New" w:cs="Courier New" w:eastAsia="Courier New" w:hAnsi="Courier New"/>
+                <w:sz w:val="18"/>
+                <w:szCs w:val="18"/>
+              </w:rPr>
+              <w:t xml:space="preserve">        return "A"</w:t>
+            </w:r>
+          </w:p>
+          <w:p>
+            <w:pPr>
+              <w:spacing w:after="20"/>
+            </w:pPr>
+            <w:r>
+              <w:rPr>
+                <w:rFonts w:ascii="Courier New" w:cs="Courier New" w:eastAsia="Courier New" w:hAnsi="Courier New"/>
+                <w:sz w:val="18"/>
+                <w:szCs w:val="18"/>
+              </w:rPr>
+              <w:t xml:space="preserve">    elif percentage &gt;= 80:</w:t>
+            </w:r>
+          </w:p>
+          <w:p>
+            <w:pPr>
+              <w:spacing w:after="20"/>
+            </w:pPr>
+            <w:r>
+              <w:rPr>
+                <w:rFonts w:ascii="Courier New" w:cs="Courier New" w:eastAsia="Courier New" w:hAnsi="Courier New"/>
+                <w:sz w:val="18"/>
+                <w:szCs w:val="18"/>
+              </w:rPr>
+              <w:t xml:space="preserve">        return "B"</w:t>
+            </w:r>
+          </w:p>
+          <w:p>
+            <w:pPr>
+              <w:spacing w:after="20"/>
+            </w:pPr>
+            <w:r>
+              <w:rPr>
+                <w:rFonts w:ascii="Courier New" w:cs="Courier New" w:eastAsia="Courier New" w:hAnsi="Courier New"/>
+                <w:sz w:val="18"/>
+                <w:szCs w:val="18"/>
+              </w:rPr>
+              <w:t xml:space="preserve">    else:</w:t>
+            </w:r>
+          </w:p>
+          <w:p>
+            <w:pPr>
+              <w:spacing w:after="20"/>
+            </w:pPr>
+            <w:r>
+              <w:rPr>
+                <w:rFonts w:ascii="Courier New" w:cs="Courier New" w:eastAsia="Courier New" w:hAnsi="Courier New"/>
+                <w:sz w:val="18"/>
+                <w:szCs w:val="18"/>
+              </w:rPr>
+              <w:t xml:space="preserve">        return "C"</w:t>
             </w:r>
           </w:p>
           <w:p>
@@ -1058,123 +1989,6 @@
                 <w:sz w:val="18"/>
                 <w:szCs w:val="18"/>
               </w:rPr>
-              <w:t xml:space="preserve">def score_quiz(score, total):</w:t>
-            </w:r>
-          </w:p>
-          <w:p>
-            <w:pPr>
-              <w:spacing w:after="20"/>
-            </w:pPr>
-            <w:r>
-              <w:rPr>
-                <w:rFonts w:ascii="Courier New" w:cs="Courier New" w:eastAsia="Courier New" w:hAnsi="Courier New"/>
-                <w:sz w:val="18"/>
-                <w:szCs w:val="18"/>
-              </w:rPr>
-              <w:t xml:space="preserve">    """Calculate percentage and return grade."""</w:t>
-            </w:r>
-          </w:p>
-          <w:p>
-            <w:pPr>
-              <w:spacing w:after="20"/>
-            </w:pPr>
-            <w:r>
-              <w:rPr>
-                <w:rFonts w:ascii="Courier New" w:cs="Courier New" w:eastAsia="Courier New" w:hAnsi="Courier New"/>
-                <w:sz w:val="18"/>
-                <w:szCs w:val="18"/>
-              </w:rPr>
-              <w:t xml:space="preserve">    percentage = (score / total) * 100</w:t>
-            </w:r>
-          </w:p>
-          <w:p>
-            <w:pPr>
-              <w:spacing w:after="20"/>
-            </w:pPr>
-            <w:r>
-              <w:rPr>
-                <w:rFonts w:ascii="Courier New" w:cs="Courier New" w:eastAsia="Courier New" w:hAnsi="Courier New"/>
-                <w:sz w:val="18"/>
-                <w:szCs w:val="18"/>
-              </w:rPr>
-              <w:t xml:space="preserve">    if percentage &gt;= 90:</w:t>
-            </w:r>
-          </w:p>
-          <w:p>
-            <w:pPr>
-              <w:spacing w:after="20"/>
-            </w:pPr>
-            <w:r>
-              <w:rPr>
-                <w:rFonts w:ascii="Courier New" w:cs="Courier New" w:eastAsia="Courier New" w:hAnsi="Courier New"/>
-                <w:sz w:val="18"/>
-                <w:szCs w:val="18"/>
-              </w:rPr>
-              <w:t xml:space="preserve">        return "A"</w:t>
-            </w:r>
-          </w:p>
-          <w:p>
-            <w:pPr>
-              <w:spacing w:after="20"/>
-            </w:pPr>
-            <w:r>
-              <w:rPr>
-                <w:rFonts w:ascii="Courier New" w:cs="Courier New" w:eastAsia="Courier New" w:hAnsi="Courier New"/>
-                <w:sz w:val="18"/>
-                <w:szCs w:val="18"/>
-              </w:rPr>
-              <w:t xml:space="preserve">    elif percentage &gt;= 80:</w:t>
-            </w:r>
-          </w:p>
-          <w:p>
-            <w:pPr>
-              <w:spacing w:after="20"/>
-            </w:pPr>
-            <w:r>
-              <w:rPr>
-                <w:rFonts w:ascii="Courier New" w:cs="Courier New" w:eastAsia="Courier New" w:hAnsi="Courier New"/>
-                <w:sz w:val="18"/>
-                <w:szCs w:val="18"/>
-              </w:rPr>
-              <w:t xml:space="preserve">        return "B"</w:t>
-            </w:r>
-          </w:p>
-          <w:p>
-            <w:pPr>
-              <w:spacing w:after="20"/>
-            </w:pPr>
-            <w:r>
-              <w:rPr>
-                <w:rFonts w:ascii="Courier New" w:cs="Courier New" w:eastAsia="Courier New" w:hAnsi="Courier New"/>
-                <w:sz w:val="18"/>
-                <w:szCs w:val="18"/>
-              </w:rPr>
-              <w:t xml:space="preserve">    else:</w:t>
-            </w:r>
-          </w:p>
-          <w:p>
-            <w:pPr>
-              <w:spacing w:after="20"/>
-            </w:pPr>
-            <w:r>
-              <w:rPr>
-                <w:rFonts w:ascii="Courier New" w:cs="Courier New" w:eastAsia="Courier New" w:hAnsi="Courier New"/>
-                <w:sz w:val="18"/>
-                <w:szCs w:val="18"/>
-              </w:rPr>
-              <w:t xml:space="preserve">        return "C"</w:t>
-            </w:r>
-          </w:p>
-          <w:p>
-            <w:pPr>
-              <w:spacing w:after="20"/>
-            </w:pPr>
-            <w:r>
-              <w:rPr>
-                <w:rFonts w:ascii="Courier New" w:cs="Courier New" w:eastAsia="Courier New" w:hAnsi="Courier New"/>
-                <w:sz w:val="18"/>
-                <w:szCs w:val="18"/>
-              </w:rPr>
               <w:t xml:space="preserve"> </w:t>
             </w:r>
           </w:p>
@@ -1188,19 +2002,6 @@
                 <w:sz w:val="18"/>
                 <w:szCs w:val="18"/>
               </w:rPr>
-              <w:t xml:space="preserve"># Higher-level function that uses helpers</w:t>
-            </w:r>
-          </w:p>
-          <w:p>
-            <w:pPr>
-              <w:spacing w:after="20"/>
-            </w:pPr>
-            <w:r>
-              <w:rPr>
-                <w:rFonts w:ascii="Courier New" w:cs="Courier New" w:eastAsia="Courier New" w:hAnsi="Courier New"/>
-                <w:sz w:val="18"/>
-                <w:szCs w:val="18"/>
-              </w:rPr>
               <w:t xml:space="preserve">def run_quiz():</w:t>
             </w:r>
           </w:p>
@@ -1370,7 +2171,7 @@
                 <w:sz w:val="18"/>
                 <w:szCs w:val="18"/>
               </w:rPr>
-              <w:t xml:space="preserve"># Entry point</w:t>
+              <w:t xml:space="preserve"> </w:t>
             </w:r>
           </w:p>
           <w:p>
@@ -1450,32 +2251,6 @@
                 <w:sz w:val="18"/>
                 <w:szCs w:val="18"/>
               </w:rPr>
-              <w:t xml:space="preserve"># Problem 1: Currency Converter Design</w:t>
-            </w:r>
-          </w:p>
-          <w:p>
-            <w:pPr>
-              <w:spacing w:after="20"/>
-            </w:pPr>
-            <w:r>
-              <w:rPr>
-                <w:rFonts w:ascii="Courier New" w:cs="Courier New" w:eastAsia="Courier New" w:hAnsi="Courier New"/>
-                <w:sz w:val="18"/>
-                <w:szCs w:val="18"/>
-              </w:rPr>
-              <w:t xml:space="preserve"> </w:t>
-            </w:r>
-          </w:p>
-          <w:p>
-            <w:pPr>
-              <w:spacing w:after="20"/>
-            </w:pPr>
-            <w:r>
-              <w:rPr>
-                <w:rFonts w:ascii="Courier New" w:cs="Courier New" w:eastAsia="Courier New" w:hAnsi="Courier New"/>
-                <w:sz w:val="18"/>
-                <w:szCs w:val="18"/>
-              </w:rPr>
               <w:t xml:space="preserve">Program: Convert between currencies</w:t>
             </w:r>
           </w:p>
@@ -1790,32 +2565,6 @@
                 <w:sz w:val="18"/>
                 <w:szCs w:val="18"/>
               </w:rPr>
-              <w:t xml:space="preserve"># Problem 2: Grade Report Design</w:t>
-            </w:r>
-          </w:p>
-          <w:p>
-            <w:pPr>
-              <w:spacing w:after="20"/>
-            </w:pPr>
-            <w:r>
-              <w:rPr>
-                <w:rFonts w:ascii="Courier New" w:cs="Courier New" w:eastAsia="Courier New" w:hAnsi="Courier New"/>
-                <w:sz w:val="18"/>
-                <w:szCs w:val="18"/>
-              </w:rPr>
-              <w:t xml:space="preserve"> </w:t>
-            </w:r>
-          </w:p>
-          <w:p>
-            <w:pPr>
-              <w:spacing w:after="20"/>
-            </w:pPr>
-            <w:r>
-              <w:rPr>
-                <w:rFonts w:ascii="Courier New" w:cs="Courier New" w:eastAsia="Courier New" w:hAnsi="Courier New"/>
-                <w:sz w:val="18"/>
-                <w:szCs w:val="18"/>
-              </w:rPr>
               <w:t xml:space="preserve">Program: Read grades, output report with stats</w:t>
             </w:r>
           </w:p>
@@ -2159,32 +2908,6 @@
               <w:right w:type="dxa" w:w="160"/>
             </w:tcMar>
           </w:tcPr>
-          <w:p>
-            <w:pPr>
-              <w:spacing w:after="20"/>
-            </w:pPr>
-            <w:r>
-              <w:rPr>
-                <w:rFonts w:ascii="Courier New" w:cs="Courier New" w:eastAsia="Courier New" w:hAnsi="Courier New"/>
-                <w:sz w:val="18"/>
-                <w:szCs w:val="18"/>
-              </w:rPr>
-              <w:t xml:space="preserve"># Problem 3: Text Adventure Game Design</w:t>
-            </w:r>
-          </w:p>
-          <w:p>
-            <w:pPr>
-              <w:spacing w:after="20"/>
-            </w:pPr>
-            <w:r>
-              <w:rPr>
-                <w:rFonts w:ascii="Courier New" w:cs="Courier New" w:eastAsia="Courier New" w:hAnsi="Courier New"/>
-                <w:sz w:val="18"/>
-                <w:szCs w:val="18"/>
-              </w:rPr>
-              <w:t xml:space="preserve"> </w:t>
-            </w:r>
-          </w:p>
           <w:p>
             <w:pPr>
               <w:spacing w:after="20"/>

--- a/Coding 1 - year/Unit 5 - Functions and Modularity/Daily Lesson Plans/Word/Day 111.docx
+++ b/Coding 1 - year/Unit 5 - Functions and Modularity/Daily Lesson Plans/Word/Day 111.docx
@@ -380,7 +380,7 @@
                 <w:sz w:val="20"/>
                 <w:szCs w:val="20"/>
               </w:rPr>
-              <w:t xml:space="preserve">    What do you already know about how to use top-down design to break large problems into smaller functions and solve them systematically?</w:t>
+              <w:t xml:space="preserve">    Have you ever used top-down design before? Where might top-down design be useful in a real program?</w:t>
             </w:r>
             <w:r>
               <w:rPr>
@@ -477,7 +477,7 @@
                 <w:sz w:val="20"/>
                 <w:szCs w:val="20"/>
               </w:rPr>
-              <w:t xml:space="preserve">Today's Goal: By the end of class you will be able to use top-down design to break large problems into smaller functions and solve them systematically.</w:t>
+              <w:t xml:space="preserve">Today’s Goal: By the end of class you will be able to use top-down design to break large problems into smaller functions and solve them systematically.</w:t>
             </w:r>
             <w:r>
               <w:rPr>
@@ -1344,7 +1344,7 @@
                 <w:sz w:val="20"/>
                 <w:szCs w:val="20"/>
               </w:rPr>
-              <w:t xml:space="preserve">Quick Check: Use top-down design to break large problems into smaller functions and solve them systematically?</w:t>
+              <w:t xml:space="preserve">Write the key syntax or steps for using top-down design. What's one mistake beginners commonly make?</w:t>
             </w:r>
             <w:r>
               <w:rPr>

--- a/Coding 1 - year/Unit 5 - Functions and Modularity/Daily Lesson Plans/Word/Day 111.docx
+++ b/Coding 1 - year/Unit 5 - Functions and Modularity/Daily Lesson Plans/Word/Day 111.docx
@@ -728,7 +728,7 @@
                 <w:sz w:val="20"/>
                 <w:szCs w:val="20"/>
               </w:rPr>
-              <w:t xml:space="preserve">    • Big task: "Run a quiz"</w:t>
+              <w:t xml:space="preserve">    • Understand the problem — What is the program supposed to do?</w:t>
             </w:r>
             <w:r>
               <w:rPr>
@@ -750,7 +750,7 @@
                 <w:sz w:val="20"/>
                 <w:szCs w:val="20"/>
               </w:rPr>
-              <w:t xml:space="preserve">    • Break down: "Load questions", "Ask each question", "Score the quiz", "Show results"</w:t>
+              <w:t xml:space="preserve">    • Identify major tasks — What are the big steps?</w:t>
             </w:r>
             <w:r>
               <w:rPr>
@@ -772,7 +772,7 @@
                 <w:sz w:val="20"/>
                 <w:szCs w:val="20"/>
               </w:rPr>
-              <w:t xml:space="preserve">    • Each becomes a function</w:t>
+              <w:t xml:space="preserve">    • Break into functions — Create a function for each major task</w:t>
             </w:r>
             <w:r>
               <w:rPr>
@@ -794,7 +794,95 @@
                 <w:sz w:val="20"/>
                 <w:szCs w:val="20"/>
               </w:rPr>
-              <w:t xml:space="preserve">    • Main function calls them in order</w:t>
+              <w:t xml:space="preserve">    • Design function interactions — How do functions call each other?</w:t>
+            </w:r>
+            <w:r>
+              <w:rPr>
+                <w:rFonts w:ascii="Arial" w:cs="Arial" w:eastAsia="Arial" w:hAnsi="Arial"/>
+                <w:sz w:val="20"/>
+                <w:szCs w:val="20"/>
+              </w:rPr>
+              <w:br/>
+              <w:t xml:space="preserve"/>
+            </w:r>
+            <w:r>
+              <w:rPr>
+                <w:rFonts w:ascii="Arial" w:cs="Arial" w:eastAsia="Arial" w:hAnsi="Arial"/>
+                <w:b w:val="false"/>
+                <w:bCs w:val="false"/>
+                <w:i w:val="false"/>
+                <w:iCs w:val="false"/>
+                <w:color w:val="000000"/>
+                <w:sz w:val="20"/>
+                <w:szCs w:val="20"/>
+              </w:rPr>
+              <w:t xml:space="preserve">    • Implement from bottom up — Write helper functions first, then main functions</w:t>
+            </w:r>
+            <w:r>
+              <w:rPr>
+                <w:rFonts w:ascii="Arial" w:cs="Arial" w:eastAsia="Arial" w:hAnsi="Arial"/>
+                <w:sz w:val="20"/>
+                <w:szCs w:val="20"/>
+              </w:rPr>
+              <w:br/>
+              <w:t xml:space="preserve"/>
+            </w:r>
+            <w:r>
+              <w:rPr>
+                <w:rFonts w:ascii="Arial" w:cs="Arial" w:eastAsia="Arial" w:hAnsi="Arial"/>
+                <w:b w:val="false"/>
+                <w:bCs w:val="false"/>
+                <w:i w:val="false"/>
+                <w:iCs w:val="false"/>
+                <w:color w:val="000000"/>
+                <w:sz w:val="20"/>
+                <w:szCs w:val="20"/>
+              </w:rPr>
+              <w:t xml:space="preserve">    • Big task: "Run a quiz"</w:t>
+            </w:r>
+            <w:r>
+              <w:rPr>
+                <w:rFonts w:ascii="Arial" w:cs="Arial" w:eastAsia="Arial" w:hAnsi="Arial"/>
+                <w:sz w:val="20"/>
+                <w:szCs w:val="20"/>
+              </w:rPr>
+              <w:br/>
+              <w:t xml:space="preserve"/>
+            </w:r>
+            <w:r>
+              <w:rPr>
+                <w:rFonts w:ascii="Arial" w:cs="Arial" w:eastAsia="Arial" w:hAnsi="Arial"/>
+                <w:b w:val="false"/>
+                <w:bCs w:val="false"/>
+                <w:i w:val="false"/>
+                <w:iCs w:val="false"/>
+                <w:color w:val="000000"/>
+                <w:sz w:val="20"/>
+                <w:szCs w:val="20"/>
+              </w:rPr>
+              <w:t xml:space="preserve">    • Break down: "Load questions", "Ask each question", "Score the quiz", "Show results"</w:t>
+            </w:r>
+            <w:r>
+              <w:rPr>
+                <w:rFonts w:ascii="Arial" w:cs="Arial" w:eastAsia="Arial" w:hAnsi="Arial"/>
+                <w:sz w:val="20"/>
+                <w:szCs w:val="20"/>
+              </w:rPr>
+              <w:br/>
+              <w:t xml:space="preserve"/>
+            </w:r>
+            <w:r>
+              <w:rPr>
+                <w:rFonts w:ascii="Arial" w:cs="Arial" w:eastAsia="Arial" w:hAnsi="Arial"/>
+                <w:b w:val="false"/>
+                <w:bCs w:val="false"/>
+                <w:i w:val="false"/>
+                <w:iCs w:val="false"/>
+                <w:color w:val="000000"/>
+                <w:sz w:val="20"/>
+                <w:szCs w:val="20"/>
+              </w:rPr>
+              <w:t xml:space="preserve">    • Each becomes a function</w:t>
             </w:r>
             <w:r>
               <w:rPr>
